--- a/Задачи.docx
+++ b/Задачи.docx
@@ -399,17 +399,8 @@
           <w:strike/>
           <w:highlight w:val="yellow"/>
         </w:rPr>
-        <w:t xml:space="preserve">Выделять выбранные столбцы в </w:t>
-      </w:r>
-      <w:proofErr w:type="spellStart"/>
-      <w:r>
-        <w:rPr>
-          <w:strike/>
-          <w:highlight w:val="yellow"/>
-        </w:rPr>
-        <w:t>кссм</w:t>
-      </w:r>
-      <w:proofErr w:type="spellEnd"/>
+        <w:t>Выделять выбранные столбцы в кссм</w:t>
+      </w:r>
     </w:p>
     <w:p>
       <w:pPr>
@@ -474,7 +465,31 @@
         </w:numPr>
       </w:pPr>
       <w:r>
-        <w:t>Руководство вставить  в программу</w:t>
+        <w:t xml:space="preserve">Не гасится флажок </w:t>
+      </w:r>
+      <w:r>
+        <w:rPr>
+          <w:lang w:val="en-US"/>
+        </w:rPr>
+        <w:t>RTU</w:t>
+      </w:r>
+      <w:r>
+        <w:t xml:space="preserve"> </w:t>
+      </w:r>
+      <w:r>
+        <w:t xml:space="preserve">при выборе </w:t>
+      </w:r>
+      <w:r>
+        <w:rPr>
+          <w:lang w:val="en-US"/>
+        </w:rPr>
+        <w:t>COM</w:t>
+      </w:r>
+      <w:r>
+        <w:t xml:space="preserve"> </w:t>
+      </w:r>
+      <w:r>
+        <w:t>порта</w:t>
       </w:r>
       <w:bookmarkStart w:id="0" w:name="_GoBack"/>
       <w:bookmarkEnd w:id="0"/>
@@ -486,26 +501,29 @@
           <w:ilvl w:val="0"/>
           <w:numId w:val="1"/>
         </w:numPr>
-        <w:rPr>
-          <w:strike/>
-          <w:highlight w:val="yellow"/>
-        </w:rPr>
-      </w:pPr>
-      <w:proofErr w:type="gramStart"/>
-      <w:r>
-        <w:rPr>
-          <w:strike/>
-          <w:highlight w:val="yellow"/>
-        </w:rPr>
-        <w:t>Разрыв  -</w:t>
-      </w:r>
-      <w:proofErr w:type="gramEnd"/>
-      <w:r>
-        <w:rPr>
-          <w:strike/>
-          <w:highlight w:val="yellow"/>
-        </w:rPr>
-        <w:t xml:space="preserve"> обрыв</w:t>
+      </w:pPr>
+      <w:r>
+        <w:t>Руководство вставить  в программу</w:t>
+      </w:r>
+    </w:p>
+    <w:p>
+      <w:pPr>
+        <w:pStyle w:val="a3"/>
+        <w:numPr>
+          <w:ilvl w:val="0"/>
+          <w:numId w:val="1"/>
+        </w:numPr>
+        <w:rPr>
+          <w:strike/>
+          <w:highlight w:val="yellow"/>
+        </w:rPr>
+      </w:pPr>
+      <w:r>
+        <w:rPr>
+          <w:strike/>
+          <w:highlight w:val="yellow"/>
+        </w:rPr>
+        <w:t>Разрыв  - обрыв</w:t>
       </w:r>
     </w:p>
     <w:p>
@@ -1150,15 +1168,7 @@
         <w:ind w:firstLine="708"/>
       </w:pPr>
       <w:r>
-        <w:t xml:space="preserve">Счетчик </w:t>
-      </w:r>
-      <w:proofErr w:type="spellStart"/>
-      <w:r>
-        <w:t>ээ</w:t>
-      </w:r>
-      <w:proofErr w:type="spellEnd"/>
-      <w:r>
-        <w:t xml:space="preserve"> 1</w:t>
+        <w:t>Счетчик ээ 1</w:t>
       </w:r>
     </w:p>
     <w:p>
@@ -1176,15 +1186,7 @@
         <w:ind w:firstLine="708"/>
       </w:pPr>
       <w:r>
-        <w:t xml:space="preserve">Счетчик </w:t>
-      </w:r>
-      <w:proofErr w:type="spellStart"/>
-      <w:r>
-        <w:t>ээ</w:t>
-      </w:r>
-      <w:proofErr w:type="spellEnd"/>
-      <w:r>
-        <w:t xml:space="preserve"> 2</w:t>
+        <w:t>Счетчик ээ 2</w:t>
       </w:r>
     </w:p>
     <w:p>
@@ -1235,15 +1237,8 @@
         <w:ind w:firstLine="708"/>
       </w:pPr>
       <w:r>
-        <w:t xml:space="preserve">Обрыв </w:t>
-      </w:r>
-      <w:proofErr w:type="spellStart"/>
-      <w:proofErr w:type="gramStart"/>
-      <w:r>
-        <w:t>изм.цепей</w:t>
-      </w:r>
-      <w:proofErr w:type="spellEnd"/>
-      <w:proofErr w:type="gramEnd"/>
+        <w:t>Обрыв изм.цепей</w:t>
+      </w:r>
     </w:p>
     <w:p>
       <w:pPr>

--- a/Задачи.docx
+++ b/Задачи.docx
@@ -490,6 +490,30 @@
       </w:r>
       <w:r>
         <w:t>порта</w:t>
+      </w:r>
+    </w:p>
+    <w:p>
+      <w:pPr>
+        <w:pStyle w:val="a3"/>
+        <w:numPr>
+          <w:ilvl w:val="0"/>
+          <w:numId w:val="1"/>
+        </w:numPr>
+      </w:pPr>
+      <w:r>
+        <w:t>Считывание управляющих регистров постоянно</w:t>
+      </w:r>
+    </w:p>
+    <w:p>
+      <w:pPr>
+        <w:pStyle w:val="a3"/>
+        <w:numPr>
+          <w:ilvl w:val="0"/>
+          <w:numId w:val="1"/>
+        </w:numPr>
+      </w:pPr>
+      <w:r>
+        <w:t>Обновление управляющих регистров при смене оборудования</w:t>
       </w:r>
       <w:bookmarkStart w:id="0" w:name="_GoBack"/>
       <w:bookmarkEnd w:id="0"/>
@@ -1200,6 +1224,7 @@
         <w:spacing w:after="0"/>
       </w:pPr>
       <w:r>
+        <w:lastRenderedPageBreak/>
         <w:t>Сигнализация:</w:t>
       </w:r>
     </w:p>
@@ -1227,7 +1252,6 @@
         <w:ind w:firstLine="708"/>
       </w:pPr>
       <w:r>
-        <w:lastRenderedPageBreak/>
         <w:t>Неисправность станции</w:t>
       </w:r>
     </w:p>
